--- a/laporan/03_Laporan_Mingguan_Latsar/M3 - Laporan Mingguan Pelaksanaan Aktualisasi Pelatihan Dasar CPNS BPS Tahun 2026.docx
+++ b/laporan/03_Laporan_Mingguan_Latsar/M3 - Laporan Mingguan Pelaksanaan Aktualisasi Pelatihan Dasar CPNS BPS Tahun 2026.docx
@@ -1230,13 +1230,24 @@
                 <w:szCs w:val="20"/>
               </w:rPr>
             </w:pPr>
-            <w:r>
-              <w:rPr>
-                <w:rFonts w:ascii="Calibri" w:hAnsi="Calibri" w:cs="Calibri"/>
-                <w:sz w:val="20"/>
-                <w:szCs w:val="20"/>
-              </w:rPr>
-              <w:t>https://drive.google.com/drive/folders/1HBzMXTEGDXtoOsl5g19x-OxMywhlZj6I?usp=sharing</w:t>
+            <w:hyperlink r:id="rId7" w:history="1">
+              <w:r>
+                <w:rPr>
+                  <w:rStyle w:val="Hyperlink"/>
+                  <w:rFonts w:ascii="Calibri" w:hAnsi="Calibri" w:cs="Calibri"/>
+                  <w:sz w:val="20"/>
+                  <w:szCs w:val="20"/>
+                </w:rPr>
+                <w:t>https://drive.google.com/drive/folders/1UpnqKrWOLYXqeEhK7yJZHGvU21H4ISZs?usp=drive_link</w:t>
+              </w:r>
+            </w:hyperlink>
+            <w:r>
+              <w:rPr>
+                <w:rFonts w:ascii="Calibri" w:hAnsi="Calibri" w:cs="Calibri"/>
+                <w:sz w:val="20"/>
+                <w:szCs w:val="20"/>
+              </w:rPr>
+              <w:t xml:space="preserve"> </w:t>
             </w:r>
           </w:p>
         </w:tc>
@@ -1568,7 +1579,7 @@
                           </pic:cNvPicPr>
                         </pic:nvPicPr>
                         <pic:blipFill>
-                          <a:blip r:embed="rId7" cstate="print">
+                          <a:blip r:embed="rId8" cstate="print">
                             <a:extLst>
                               <a:ext uri="{28A0092B-C50C-407E-A947-70E740481C1C}">
                                 <a14:useLocalDpi xmlns:a14="http://schemas.microsoft.com/office/drawing/2010/main" val="0"/>
@@ -1665,6 +1676,28 @@
                 <w:lang w:val="en-US"/>
               </w:rPr>
             </w:pPr>
+            <w:hyperlink r:id="rId9" w:history="1">
+              <w:r>
+                <w:rPr>
+                  <w:rStyle w:val="Hyperlink"/>
+                  <w:rFonts w:ascii="Calibri" w:hAnsi="Calibri" w:cs="Calibri"/>
+                  <w:sz w:val="20"/>
+                  <w:szCs w:val="20"/>
+                  <w:lang w:val="en-US"/>
+                </w:rPr>
+                <w:t>https://drive.google.com/drive/folders/1mSniiqHHQch2QerrcgUjLhDIDew-rHq5?usp=drive_link</w:t>
+              </w:r>
+            </w:hyperlink>
+            <w:r>
+              <w:rPr>
+                <w:rFonts w:ascii="Calibri" w:hAnsi="Calibri" w:cs="Calibri"/>
+                <w:color w:val="0F9ED5" w:themeColor="accent4"/>
+                <w:sz w:val="20"/>
+                <w:szCs w:val="20"/>
+                <w:lang w:val="en-US"/>
+              </w:rPr>
+              <w:t xml:space="preserve"> </w:t>
+            </w:r>
           </w:p>
         </w:tc>
       </w:tr>
@@ -1816,7 +1849,7 @@
                           </pic:cNvPicPr>
                         </pic:nvPicPr>
                         <pic:blipFill>
-                          <a:blip r:embed="rId8" cstate="print">
+                          <a:blip r:embed="rId10" cstate="print">
                             <a:extLst>
                               <a:ext uri="{28A0092B-C50C-407E-A947-70E740481C1C}">
                                 <a14:useLocalDpi xmlns:a14="http://schemas.microsoft.com/office/drawing/2010/main" val="0"/>
@@ -1935,6 +1968,28 @@
                 <w:lang w:val="en-US"/>
               </w:rPr>
             </w:pPr>
+            <w:hyperlink r:id="rId11" w:history="1">
+              <w:r>
+                <w:rPr>
+                  <w:rStyle w:val="Hyperlink"/>
+                  <w:rFonts w:ascii="Calibri" w:hAnsi="Calibri" w:cs="Calibri"/>
+                  <w:sz w:val="20"/>
+                  <w:szCs w:val="20"/>
+                  <w:lang w:val="en-US"/>
+                </w:rPr>
+                <w:t>https://drive.google.com/drive/folders/17_g0BYt5SCbOfhRWIhcFjvXFxvKW85ix?usp=drive_link</w:t>
+              </w:r>
+            </w:hyperlink>
+            <w:r>
+              <w:rPr>
+                <w:rFonts w:ascii="Calibri" w:hAnsi="Calibri" w:cs="Calibri"/>
+                <w:color w:val="000000" w:themeColor="text1"/>
+                <w:sz w:val="20"/>
+                <w:szCs w:val="20"/>
+                <w:lang w:val="en-US"/>
+              </w:rPr>
+              <w:t xml:space="preserve"> </w:t>
+            </w:r>
           </w:p>
         </w:tc>
       </w:tr>
@@ -2110,7 +2165,7 @@
                           </pic:cNvPicPr>
                         </pic:nvPicPr>
                         <pic:blipFill>
-                          <a:blip r:embed="rId9" cstate="print">
+                          <a:blip r:embed="rId12" cstate="print">
                             <a:extLst>
                               <a:ext uri="{28A0092B-C50C-407E-A947-70E740481C1C}">
                                 <a14:useLocalDpi xmlns:a14="http://schemas.microsoft.com/office/drawing/2010/main" val="0"/>
@@ -2222,6 +2277,35 @@
                 <w:szCs w:val="20"/>
               </w:rPr>
             </w:pPr>
+            <w:hyperlink r:id="rId13" w:history="1">
+              <w:r>
+                <w:rPr>
+                  <w:rStyle w:val="Hyperlink"/>
+                  <w:rFonts w:ascii="Calibri" w:hAnsi="Calibri" w:cs="Calibri"/>
+                  <w:sz w:val="20"/>
+                  <w:szCs w:val="20"/>
+                </w:rPr>
+                <w:t>https://drive.google.com/drive/folders/1_x-</w:t>
+              </w:r>
+              <w:r>
+                <w:rPr>
+                  <w:rStyle w:val="Hyperlink"/>
+                  <w:rFonts w:ascii="Calibri" w:hAnsi="Calibri" w:cs="Calibri"/>
+                  <w:sz w:val="20"/>
+                  <w:szCs w:val="20"/>
+                </w:rPr>
+                <w:lastRenderedPageBreak/>
+                <w:t>u98CID6zbJdkSBeTbjnyG4ddqq3Zi?usp=drive_link</w:t>
+              </w:r>
+            </w:hyperlink>
+            <w:r>
+              <w:rPr>
+                <w:rFonts w:ascii="Calibri" w:hAnsi="Calibri" w:cs="Calibri"/>
+                <w:sz w:val="20"/>
+                <w:szCs w:val="20"/>
+              </w:rPr>
+              <w:t xml:space="preserve"> </w:t>
+            </w:r>
           </w:p>
         </w:tc>
       </w:tr>
@@ -3022,7 +3106,7 @@
                           </pic:cNvPicPr>
                         </pic:nvPicPr>
                         <pic:blipFill rotWithShape="1">
-                          <a:blip r:embed="rId10">
+                          <a:blip r:embed="rId14">
                             <a:extLst>
                               <a:ext uri="{28A0092B-C50C-407E-A947-70E740481C1C}">
                                 <a14:useLocalDpi xmlns:a14="http://schemas.microsoft.com/office/drawing/2010/main" val="0"/>

--- a/laporan/03_Laporan_Mingguan_Latsar/M3 - Laporan Mingguan Pelaksanaan Aktualisasi Pelatihan Dasar CPNS BPS Tahun 2026.docx
+++ b/laporan/03_Laporan_Mingguan_Latsar/M3 - Laporan Mingguan Pelaksanaan Aktualisasi Pelatihan Dasar CPNS BPS Tahun 2026.docx
@@ -624,6 +624,25 @@
                 <w:szCs w:val="20"/>
               </w:rPr>
             </w:pPr>
+            <w:hyperlink r:id="rId5" w:history="1">
+              <w:r>
+                <w:rPr>
+                  <w:rStyle w:val="Hyperlink"/>
+                  <w:rFonts w:ascii="Calibri" w:hAnsi="Calibri" w:cs="Calibri"/>
+                  <w:sz w:val="20"/>
+                  <w:szCs w:val="20"/>
+                </w:rPr>
+                <w:t>https://drive.google.com/drive/folders/1HBzMXTEGDXtoOsl5g19x-OxMywhlZj6I?usp=sharing</w:t>
+              </w:r>
+            </w:hyperlink>
+            <w:r>
+              <w:rPr>
+                <w:rFonts w:ascii="Calibri" w:hAnsi="Calibri" w:cs="Calibri"/>
+                <w:sz w:val="20"/>
+                <w:szCs w:val="20"/>
+              </w:rPr>
+              <w:t xml:space="preserve"> </w:t>
+            </w:r>
           </w:p>
         </w:tc>
       </w:tr>
@@ -852,7 +871,39 @@
                 <w:sz w:val="19"/>
               </w:rPr>
               <w:br/>
-              <w:t xml:space="preserve">Pada tahapan ini, saya mengimplementasikan struktur basis data lokal SQLite (15+ tabel mencakup subsls_master, progres, uploads, summary_cache, users, remember_tokens, settings, shared.db, dll) dengan mengaktifkan mode Write-Ahead Logging (WAL), cache_size 32MB di RAM, memory-mapped I/O (mmap 128MB), skema migrasi bertahap (schema_migrations), serta skrip agregasi otomatis (rebuildAllSummaryCaches) guna </w:t>
+              <w:t xml:space="preserve">Pada tahapan ini, saya mengimplementasikan struktur basis data lokal SQLite (15+ tabel mencakup subsls_master, progres, uploads, summary_cache, users, remember_tokens, settings, shared.db, dll) dengan mengaktifkan mode Write-Ahead Logging (WAL), cache_size 32MB di RAM, memory-mapped I/O (mmap 128MB), skema migrasi bertahap (schema_migrations), serta skrip agregasi </w:t>
+            </w:r>
+            <w:proofErr w:type="spellStart"/>
+            <w:r>
+              <w:rPr>
+                <w:rFonts w:ascii="Calibri" w:hAnsi="Calibri"/>
+                <w:sz w:val="19"/>
+              </w:rPr>
+              <w:t>otomatis</w:t>
+            </w:r>
+            <w:proofErr w:type="spellEnd"/>
+            <w:r>
+              <w:rPr>
+                <w:rFonts w:ascii="Calibri" w:hAnsi="Calibri"/>
+                <w:sz w:val="19"/>
+              </w:rPr>
+              <w:t xml:space="preserve"> (</w:t>
+            </w:r>
+            <w:proofErr w:type="spellStart"/>
+            <w:r>
+              <w:rPr>
+                <w:rFonts w:ascii="Calibri" w:hAnsi="Calibri"/>
+                <w:sz w:val="19"/>
+              </w:rPr>
+              <w:t>rebuildAllSummaryCaches</w:t>
+            </w:r>
+            <w:proofErr w:type="spellEnd"/>
+            <w:r>
+              <w:rPr>
+                <w:rFonts w:ascii="Calibri" w:hAnsi="Calibri"/>
+                <w:sz w:val="19"/>
+              </w:rPr>
+              <w:t xml:space="preserve">) guna </w:t>
             </w:r>
             <w:proofErr w:type="spellStart"/>
             <w:r>
@@ -1091,7 +1142,7 @@
                           </pic:cNvPicPr>
                         </pic:nvPicPr>
                         <pic:blipFill>
-                          <a:blip r:embed="rId5" cstate="print">
+                          <a:blip r:embed="rId6" cstate="print">
                             <a:extLst>
                               <a:ext uri="{28A0092B-C50C-407E-A947-70E740481C1C}">
                                 <a14:useLocalDpi xmlns:a14="http://schemas.microsoft.com/office/drawing/2010/main" val="0"/>
@@ -1179,6 +1230,25 @@
                 <w:szCs w:val="20"/>
               </w:rPr>
             </w:pPr>
+            <w:hyperlink r:id="rId7" w:history="1">
+              <w:r>
+                <w:rPr>
+                  <w:rStyle w:val="Hyperlink"/>
+                  <w:rFonts w:ascii="Calibri" w:hAnsi="Calibri" w:cs="Calibri"/>
+                  <w:sz w:val="20"/>
+                  <w:szCs w:val="20"/>
+                </w:rPr>
+                <w:t>https://drive.google.com/drive/folders/1UpnqKrWOLYXqeEhK7yJZHGvU21H4ISZs?usp=drive_link</w:t>
+              </w:r>
+            </w:hyperlink>
+            <w:r>
+              <w:rPr>
+                <w:rFonts w:ascii="Calibri" w:hAnsi="Calibri" w:cs="Calibri"/>
+                <w:sz w:val="20"/>
+                <w:szCs w:val="20"/>
+              </w:rPr>
+              <w:t xml:space="preserve"> </w:t>
+            </w:r>
           </w:p>
         </w:tc>
       </w:tr>
@@ -1303,7 +1373,55 @@
                 <w:sz w:val="19"/>
               </w:rPr>
               <w:br/>
-              <w:t xml:space="preserve">Pada tahap ini, penulis mengimplementasikan nilai Berorientasi Pelayanan dengan menulis skrip frontend yang optimal untuk memastikan waktu pemuatan halaman dasbor yang cepat dan responsif bagi pengguna. Nilai Akuntabel diterapkan melalui penulisan kode yang bersih, terdokumentasi dengan baik, dan mudah dipelihara oleh tim TI ke depannya. Nilai Kompeten diwujudkan dengan menerapkan praktik pemrograman terbaik (best practices) dalam pengembangan antarmuka web yang profesional. Adapun nilai Loyal ditunjukkan melalui komitmen untuk menghasilkan kode berkualitas tinggi yang mendukung keberlangsungan operasional dasbor </w:t>
+              <w:t xml:space="preserve">Pada tahap ini, penulis mengimplementasikan nilai Berorientasi Pelayanan dengan menulis skrip frontend yang optimal untuk memastikan waktu pemuatan halaman dasbor yang cepat dan responsif bagi pengguna. Nilai Akuntabel diterapkan melalui penulisan kode yang bersih, terdokumentasi dengan baik, dan mudah dipelihara oleh tim TI ke depannya. Nilai Kompeten diwujudkan dengan menerapkan praktik pemrograman terbaik (best practices) dalam pengembangan antarmuka web yang profesional. Adapun nilai Loyal ditunjukkan melalui komitmen untuk menghasilkan kode berkualitas tinggi yang mendukung </w:t>
+            </w:r>
+            <w:proofErr w:type="spellStart"/>
+            <w:r>
+              <w:rPr>
+                <w:rFonts w:ascii="Calibri" w:hAnsi="Calibri"/>
+                <w:sz w:val="19"/>
+              </w:rPr>
+              <w:t>keberlangsungan</w:t>
+            </w:r>
+            <w:proofErr w:type="spellEnd"/>
+            <w:r>
+              <w:rPr>
+                <w:rFonts w:ascii="Calibri" w:hAnsi="Calibri"/>
+                <w:sz w:val="19"/>
+              </w:rPr>
+              <w:t xml:space="preserve"> </w:t>
+            </w:r>
+            <w:proofErr w:type="spellStart"/>
+            <w:r>
+              <w:rPr>
+                <w:rFonts w:ascii="Calibri" w:hAnsi="Calibri"/>
+                <w:sz w:val="19"/>
+              </w:rPr>
+              <w:t>operasional</w:t>
+            </w:r>
+            <w:proofErr w:type="spellEnd"/>
+            <w:r>
+              <w:rPr>
+                <w:rFonts w:ascii="Calibri" w:hAnsi="Calibri"/>
+                <w:sz w:val="19"/>
+              </w:rPr>
+              <w:t xml:space="preserve"> </w:t>
+            </w:r>
+            <w:proofErr w:type="spellStart"/>
+            <w:r>
+              <w:rPr>
+                <w:rFonts w:ascii="Calibri" w:hAnsi="Calibri"/>
+                <w:sz w:val="19"/>
+              </w:rPr>
+              <w:t>dasbor</w:t>
+            </w:r>
+            <w:proofErr w:type="spellEnd"/>
+            <w:r>
+              <w:rPr>
+                <w:rFonts w:ascii="Calibri" w:hAnsi="Calibri"/>
+                <w:sz w:val="19"/>
+              </w:rPr>
+              <w:t xml:space="preserve"> </w:t>
             </w:r>
             <w:proofErr w:type="spellStart"/>
             <w:r>
@@ -1461,7 +1579,7 @@
                           </pic:cNvPicPr>
                         </pic:nvPicPr>
                         <pic:blipFill>
-                          <a:blip r:embed="rId6" cstate="print">
+                          <a:blip r:embed="rId8" cstate="print">
                             <a:extLst>
                               <a:ext uri="{28A0092B-C50C-407E-A947-70E740481C1C}">
                                 <a14:useLocalDpi xmlns:a14="http://schemas.microsoft.com/office/drawing/2010/main" val="0"/>
@@ -1558,6 +1676,28 @@
                 <w:lang w:val="en-US"/>
               </w:rPr>
             </w:pPr>
+            <w:hyperlink r:id="rId9" w:history="1">
+              <w:r>
+                <w:rPr>
+                  <w:rStyle w:val="Hyperlink"/>
+                  <w:rFonts w:ascii="Calibri" w:hAnsi="Calibri" w:cs="Calibri"/>
+                  <w:sz w:val="20"/>
+                  <w:szCs w:val="20"/>
+                  <w:lang w:val="en-US"/>
+                </w:rPr>
+                <w:t>https://drive.google.com/drive/folders/1mSniiqHHQch2QerrcgUjLhDIDew-rHq5?usp=drive_link</w:t>
+              </w:r>
+            </w:hyperlink>
+            <w:r>
+              <w:rPr>
+                <w:rFonts w:ascii="Calibri" w:hAnsi="Calibri" w:cs="Calibri"/>
+                <w:color w:val="0F9ED5" w:themeColor="accent4"/>
+                <w:sz w:val="20"/>
+                <w:szCs w:val="20"/>
+                <w:lang w:val="en-US"/>
+              </w:rPr>
+              <w:t xml:space="preserve"> </w:t>
+            </w:r>
           </w:p>
         </w:tc>
       </w:tr>
@@ -1709,7 +1849,7 @@
                           </pic:cNvPicPr>
                         </pic:nvPicPr>
                         <pic:blipFill>
-                          <a:blip r:embed="rId7" cstate="print">
+                          <a:blip r:embed="rId10" cstate="print">
                             <a:extLst>
                               <a:ext uri="{28A0092B-C50C-407E-A947-70E740481C1C}">
                                 <a14:useLocalDpi xmlns:a14="http://schemas.microsoft.com/office/drawing/2010/main" val="0"/>
@@ -1828,6 +1968,28 @@
                 <w:lang w:val="en-US"/>
               </w:rPr>
             </w:pPr>
+            <w:hyperlink r:id="rId11" w:history="1">
+              <w:r>
+                <w:rPr>
+                  <w:rStyle w:val="Hyperlink"/>
+                  <w:rFonts w:ascii="Calibri" w:hAnsi="Calibri" w:cs="Calibri"/>
+                  <w:sz w:val="20"/>
+                  <w:szCs w:val="20"/>
+                  <w:lang w:val="en-US"/>
+                </w:rPr>
+                <w:t>https://drive.google.com/drive/folders/17_g0BYt5SCbOfhRWIhcFjvXFxvKW85ix?usp=drive_link</w:t>
+              </w:r>
+            </w:hyperlink>
+            <w:r>
+              <w:rPr>
+                <w:rFonts w:ascii="Calibri" w:hAnsi="Calibri" w:cs="Calibri"/>
+                <w:color w:val="000000" w:themeColor="text1"/>
+                <w:sz w:val="20"/>
+                <w:szCs w:val="20"/>
+                <w:lang w:val="en-US"/>
+              </w:rPr>
+              <w:t xml:space="preserve"> </w:t>
+            </w:r>
           </w:p>
         </w:tc>
       </w:tr>
@@ -2003,7 +2165,7 @@
                           </pic:cNvPicPr>
                         </pic:nvPicPr>
                         <pic:blipFill>
-                          <a:blip r:embed="rId8" cstate="print">
+                          <a:blip r:embed="rId12" cstate="print">
                             <a:extLst>
                               <a:ext uri="{28A0092B-C50C-407E-A947-70E740481C1C}">
                                 <a14:useLocalDpi xmlns:a14="http://schemas.microsoft.com/office/drawing/2010/main" val="0"/>
@@ -2115,6 +2277,35 @@
                 <w:szCs w:val="20"/>
               </w:rPr>
             </w:pPr>
+            <w:hyperlink r:id="rId13" w:history="1">
+              <w:r>
+                <w:rPr>
+                  <w:rStyle w:val="Hyperlink"/>
+                  <w:rFonts w:ascii="Calibri" w:hAnsi="Calibri" w:cs="Calibri"/>
+                  <w:sz w:val="20"/>
+                  <w:szCs w:val="20"/>
+                </w:rPr>
+                <w:t>https://drive.google.com/drive/folders/1_x-</w:t>
+              </w:r>
+              <w:r>
+                <w:rPr>
+                  <w:rStyle w:val="Hyperlink"/>
+                  <w:rFonts w:ascii="Calibri" w:hAnsi="Calibri" w:cs="Calibri"/>
+                  <w:sz w:val="20"/>
+                  <w:szCs w:val="20"/>
+                </w:rPr>
+                <w:lastRenderedPageBreak/>
+                <w:t>u98CID6zbJdkSBeTbjnyG4ddqq3Zi?usp=drive_link</w:t>
+              </w:r>
+            </w:hyperlink>
+            <w:r>
+              <w:rPr>
+                <w:rFonts w:ascii="Calibri" w:hAnsi="Calibri" w:cs="Calibri"/>
+                <w:sz w:val="20"/>
+                <w:szCs w:val="20"/>
+              </w:rPr>
+              <w:t xml:space="preserve"> </w:t>
+            </w:r>
           </w:p>
         </w:tc>
       </w:tr>
@@ -2431,7 +2622,7 @@
                       <w:sz w:val="20"/>
                       <w:szCs w:val="20"/>
                     </w:rPr>
-                    <w:t>2</w:t>
+                    <w:t>4</w:t>
                   </w:r>
                 </w:p>
               </w:tc>
@@ -2506,7 +2697,7 @@
                       <w:sz w:val="20"/>
                       <w:szCs w:val="20"/>
                     </w:rPr>
-                    <w:t>4</w:t>
+                    <w:t>2</w:t>
                   </w:r>
                 </w:p>
               </w:tc>
@@ -2531,7 +2722,7 @@
                       <w:sz w:val="20"/>
                       <w:szCs w:val="20"/>
                     </w:rPr>
-                    <w:t>2</w:t>
+                    <w:t>4</w:t>
                   </w:r>
                 </w:p>
               </w:tc>
@@ -2581,7 +2772,7 @@
                       <w:sz w:val="20"/>
                       <w:szCs w:val="20"/>
                     </w:rPr>
-                    <w:t>4</w:t>
+                    <w:t>1</w:t>
                   </w:r>
                 </w:p>
               </w:tc>
@@ -2615,15 +2806,6 @@
           </w:tbl>
           <w:p>
             <w:pPr>
-              <w:rPr>
-                <w:rFonts w:ascii="Calibri" w:hAnsi="Calibri" w:cs="Calibri"/>
-                <w:sz w:val="20"/>
-                <w:szCs w:val="20"/>
-              </w:rPr>
-            </w:pPr>
-          </w:p>
-          <w:p>
-            <w:pPr>
               <w:spacing w:before="80" w:after="80"/>
               <w:rPr>
                 <w:rFonts w:ascii="Calibri" w:hAnsi="Calibri" w:cs="Calibri"/>
@@ -2631,16 +2813,6 @@
                 <w:szCs w:val="20"/>
               </w:rPr>
             </w:pPr>
-            <w:r>
-              <w:rPr>
-                <w:rFonts w:ascii="Calibri" w:hAnsi="Calibri" w:cs="Calibri"/>
-                <w:i/>
-                <w:color w:val="64748B"/>
-                <w:sz w:val="20"/>
-                <w:szCs w:val="20"/>
-              </w:rPr>
-              <w:t>Keterangan: Ber = Berorientasi Pelayanan (2), A = Akuntabel (3), K = Kompeten (4), H = Harmonis (4), L = Loyal (2), A = Adaptif (3), K = Kolaboratif (4)</w:t>
-            </w:r>
           </w:p>
         </w:tc>
       </w:tr>
@@ -2934,7 +3106,7 @@
                           </pic:cNvPicPr>
                         </pic:nvPicPr>
                         <pic:blipFill rotWithShape="1">
-                          <a:blip r:embed="rId9">
+                          <a:blip r:embed="rId14">
                             <a:extLst>
                               <a:ext uri="{28A0092B-C50C-407E-A947-70E740481C1C}">
                                 <a14:useLocalDpi xmlns:a14="http://schemas.microsoft.com/office/drawing/2010/main" val="0"/>

--- a/laporan/03_Laporan_Mingguan_Latsar/M3 - Laporan Mingguan Pelaksanaan Aktualisasi Pelatihan Dasar CPNS BPS Tahun 2026.docx
+++ b/laporan/03_Laporan_Mingguan_Latsar/M3 - Laporan Mingguan Pelaksanaan Aktualisasi Pelatihan Dasar CPNS BPS Tahun 2026.docx
@@ -3252,6 +3252,7 @@
           <w:lang w:val="en-US"/>
         </w:rPr>
         <w:sectPr>
+          <w:headerReference w:type="default" r:id="rId18"/>
           <w:pgSz w:w="11900" w:h="16840"/>
           <w:pgMar w:top="720" w:right="720" w:bottom="720" w:left="720" w:header="708" w:footer="708" w:gutter="0"/>
           <w:cols w:space="708"/>
@@ -3277,6 +3278,28 @@
     </w:sectPr>
   </w:body>
 </w:document>
+</file>
+
+<file path=word/header1.xml><?xml version="1.0" encoding="utf-8"?>
+<w:hdr xmlns:m="http://schemas.openxmlformats.org/officeDocument/2006/math" xmlns:mc="http://schemas.openxmlformats.org/markup-compatibility/2006" xmlns:mo="http://schemas.microsoft.com/office/mac/office/2008/main" xmlns:mv="urn:schemas-microsoft-com:mac:vml" xmlns:o="urn:schemas-microsoft-com:office:office" xmlns:r="http://schemas.openxmlformats.org/officeDocument/2006/relationships" xmlns:v="urn:schemas-microsoft-com:vml" xmlns:w10="urn:schemas-microsoft-com:office:word" xmlns:w14="http://schemas.microsoft.com/office/word/2010/wordml" xmlns:w="http://schemas.openxmlformats.org/wordprocessingml/2006/main" xmlns:wne="http://schemas.microsoft.com/office/word/2006/wordml" xmlns:wp14="http://schemas.microsoft.com/office/word/2010/wordprocessingDrawing" xmlns:wp="http://schemas.openxmlformats.org/drawingml/2006/wordprocessingDrawing" xmlns:wpc="http://schemas.microsoft.com/office/word/2010/wordprocessingCanvas" xmlns:wpg="http://schemas.microsoft.com/office/word/2010/wordprocessingGroup" xmlns:wpi="http://schemas.microsoft.com/office/word/2010/wordprocessingInk" xmlns:wps="http://schemas.microsoft.com/office/word/2010/wordprocessingShape" mc:Ignorable="w14 wp14">
+  <w:p>
+    <w:pPr>
+      <w:pStyle w:val="Header"/>
+    </w:pPr>
+    <w:r/>
+  </w:p>
+</w:hdr>
+</file>
+
+<file path=word/header2.xml><?xml version="1.0" encoding="utf-8"?>
+<w:hdr xmlns:m="http://schemas.openxmlformats.org/officeDocument/2006/math" xmlns:mc="http://schemas.openxmlformats.org/markup-compatibility/2006" xmlns:mo="http://schemas.microsoft.com/office/mac/office/2008/main" xmlns:mv="urn:schemas-microsoft-com:mac:vml" xmlns:o="urn:schemas-microsoft-com:office:office" xmlns:r="http://schemas.openxmlformats.org/officeDocument/2006/relationships" xmlns:v="urn:schemas-microsoft-com:vml" xmlns:w10="urn:schemas-microsoft-com:office:word" xmlns:w14="http://schemas.microsoft.com/office/word/2010/wordml" xmlns:w="http://schemas.openxmlformats.org/wordprocessingml/2006/main" xmlns:wne="http://schemas.microsoft.com/office/word/2006/wordml" xmlns:wp14="http://schemas.microsoft.com/office/word/2010/wordprocessingDrawing" xmlns:wp="http://schemas.openxmlformats.org/drawingml/2006/wordprocessingDrawing" xmlns:wpc="http://schemas.microsoft.com/office/word/2010/wordprocessingCanvas" xmlns:wpg="http://schemas.microsoft.com/office/word/2010/wordprocessingGroup" xmlns:wpi="http://schemas.microsoft.com/office/word/2010/wordprocessingInk" xmlns:wps="http://schemas.microsoft.com/office/word/2010/wordprocessingShape" mc:Ignorable="w14 wp14">
+  <w:p>
+    <w:pPr>
+      <w:pStyle w:val="Header"/>
+    </w:pPr>
+    <w:r/>
+  </w:p>
+</w:hdr>
 </file>
 
 <file path=word/numbering.xml><?xml version="1.0" encoding="utf-8"?>
